--- a/data/kb/agv_demo/raw/BatteryChangeSequenceSOP.docx
+++ b/data/kb/agv_demo/raw/BatteryChangeSequenceSOP.docx
@@ -5,179 +5,59 @@
     <w:p>
       <w:pPr>
         <w:rPr>
-          <w:b/>
-          <w:bCs/>
-          <w:sz w:val="48"/>
-          <w:szCs w:val="48"/>
-          <w:lang w:eastAsia="zh-CN"/>
-        </w:rPr>
-      </w:pPr>
-      <w:r>
-        <w:rPr>
-          <w:rFonts w:hint="eastAsia"/>
+          <w:sz w:val="32"/>
+          <w:szCs w:val="32"/>
+        </w:rPr>
+      </w:pPr>
+      <w:r>
+        <w:rPr>
           <w:b/>
           <w:bCs/>
           <w:sz w:val="48"/>
           <w:szCs w:val="48"/>
           <w:u w:val="single"/>
-          <w:lang w:eastAsia="zh-CN"/>
-        </w:rPr>
-        <w:t xml:space="preserve">How To: </w:t>
-      </w:r>
-      <w:r>
-        <w:rPr>
-          <w:sz w:val="48"/>
-          <w:szCs w:val="48"/>
-          <w:lang w:eastAsia="zh-CN"/>
-        </w:rPr>
-        <w:t>Battery</w:t>
-      </w:r>
-      <w:r>
-        <w:rPr>
-          <w:rFonts w:hint="eastAsia"/>
-          <w:sz w:val="48"/>
-          <w:szCs w:val="48"/>
-          <w:lang w:eastAsia="zh-CN"/>
-        </w:rPr>
-        <w:t xml:space="preserve"> </w:t>
-      </w:r>
-      <w:r>
-        <w:rPr>
-          <w:sz w:val="48"/>
-          <w:szCs w:val="48"/>
-          <w:lang w:eastAsia="zh-CN"/>
-        </w:rPr>
-        <w:t>Change</w:t>
-      </w:r>
-      <w:r>
-        <w:rPr>
-          <w:rFonts w:hint="eastAsia"/>
-          <w:sz w:val="48"/>
-          <w:szCs w:val="48"/>
-          <w:lang w:eastAsia="zh-CN"/>
-        </w:rPr>
-        <w:t xml:space="preserve"> </w:t>
-      </w:r>
-      <w:r>
-        <w:rPr>
-          <w:sz w:val="48"/>
-          <w:szCs w:val="48"/>
-          <w:lang w:eastAsia="zh-CN"/>
-        </w:rPr>
-        <w:t>Sequence</w:t>
-      </w:r>
-      <w:r>
-        <w:rPr>
-          <w:rFonts w:hint="eastAsia"/>
-          <w:sz w:val="48"/>
-          <w:szCs w:val="48"/>
-          <w:lang w:eastAsia="zh-CN"/>
-        </w:rPr>
-        <w:t xml:space="preserve"> </w:t>
-      </w:r>
-    </w:p>
-    <w:p>
-      <w:pPr>
-        <w:rPr>
-          <w:b/>
-          <w:bCs/>
-          <w:sz w:val="48"/>
-          <w:szCs w:val="48"/>
-          <w:lang w:eastAsia="zh-CN"/>
-        </w:rPr>
-      </w:pPr>
-    </w:p>
-    <w:p>
-      <w:pPr>
-        <w:rPr>
-          <w:rFonts w:hint="eastAsia"/>
+        </w:rPr>
+        <w:t>How To Change A Battery</w:t>
+      </w:r>
+      <w:r>
+        <w:rPr>
           <w:b/>
           <w:bCs/>
           <w:sz w:val="48"/>
           <w:szCs w:val="48"/>
           <w:u w:val="single"/>
-          <w:lang w:eastAsia="zh-CN"/>
-        </w:rPr>
-      </w:pPr>
-    </w:p>
-    <w:p>
-      <w:pPr>
-        <w:rPr>
-          <w:sz w:val="32"/>
-          <w:szCs w:val="32"/>
-        </w:rPr>
-      </w:pPr>
+        </w:rPr>
+        <w:br/>
+      </w:r>
       <w:r>
         <w:rPr>
           <w:b/>
           <w:bCs/>
-          <w:sz w:val="44"/>
-          <w:szCs w:val="44"/>
+          <w:sz w:val="32"/>
+          <w:szCs w:val="32"/>
           <w:u w:val="single"/>
         </w:rPr>
-        <w:t xml:space="preserve">How To Change </w:t>
-      </w:r>
-      <w:proofErr w:type="gramStart"/>
+        <w:br/>
+        <w:t>STEP 1:</w:t>
+      </w:r>
+      <w:r>
+        <w:rPr>
+          <w:sz w:val="32"/>
+          <w:szCs w:val="32"/>
+        </w:rPr>
+        <w:t xml:space="preserve"> </w:t>
+      </w:r>
+      <w:r>
+        <w:rPr>
+          <w:sz w:val="32"/>
+          <w:szCs w:val="32"/>
+        </w:rPr>
+        <w:t xml:space="preserve">Press </w:t>
+      </w:r>
       <w:r>
         <w:rPr>
           <w:b/>
           <w:bCs/>
-          <w:sz w:val="44"/>
-          <w:szCs w:val="44"/>
-          <w:u w:val="single"/>
-        </w:rPr>
-        <w:t>A</w:t>
-      </w:r>
-      <w:proofErr w:type="gramEnd"/>
-      <w:r>
-        <w:rPr>
-          <w:b/>
-          <w:bCs/>
-          <w:sz w:val="44"/>
-          <w:szCs w:val="44"/>
-          <w:u w:val="single"/>
-        </w:rPr>
-        <w:t xml:space="preserve"> Battery</w:t>
-      </w:r>
-      <w:r>
-        <w:rPr>
-          <w:b/>
-          <w:bCs/>
-          <w:sz w:val="48"/>
-          <w:szCs w:val="48"/>
-          <w:u w:val="single"/>
-        </w:rPr>
-        <w:br/>
-      </w:r>
-      <w:r>
-        <w:rPr>
-          <w:b/>
-          <w:bCs/>
-          <w:sz w:val="32"/>
-          <w:szCs w:val="32"/>
-          <w:u w:val="single"/>
-        </w:rPr>
-        <w:br/>
-        <w:t>STEP 1:</w:t>
-      </w:r>
-      <w:r>
-        <w:rPr>
-          <w:sz w:val="32"/>
-          <w:szCs w:val="32"/>
-        </w:rPr>
-        <w:t xml:space="preserve"> </w:t>
-      </w:r>
-      <w:r>
-        <w:rPr>
-          <w:sz w:val="32"/>
-          <w:szCs w:val="32"/>
-        </w:rPr>
-        <w:t xml:space="preserve">Press </w:t>
-      </w:r>
-      <w:r>
-        <w:rPr>
-          <w:b/>
-          <w:bCs/>
           <w:sz w:val="32"/>
           <w:szCs w:val="32"/>
         </w:rPr>
@@ -189,58 +69,6 @@
           <w:szCs w:val="32"/>
         </w:rPr>
         <w:t xml:space="preserve"> on the front numerical pad of the AGV to move it to an empty battery bay.</w:t>
-      </w:r>
-    </w:p>
-    <w:p>
-      <w:pPr>
-        <w:rPr>
-          <w:sz w:val="32"/>
-          <w:szCs w:val="32"/>
-        </w:rPr>
-      </w:pPr>
-      <w:r>
-        <w:rPr>
-          <w:rFonts w:hint="eastAsia"/>
-          <w:sz w:val="32"/>
-          <w:szCs w:val="32"/>
-          <w:lang w:eastAsia="zh-CN"/>
-        </w:rPr>
-        <w:t xml:space="preserve"> </w:t>
-      </w:r>
-      <w:r>
-        <w:rPr>
-          <w:sz w:val="32"/>
-          <w:szCs w:val="32"/>
-          <w:lang w:eastAsia="zh-CN"/>
-        </w:rPr>
-        <w:t>F</w:t>
-      </w:r>
-      <w:r>
-        <w:rPr>
-          <w:rFonts w:hint="eastAsia"/>
-          <w:sz w:val="32"/>
-          <w:szCs w:val="32"/>
-          <w:lang w:eastAsia="zh-CN"/>
-        </w:rPr>
-        <w:t>igure</w:t>
-      </w:r>
-      <w:r>
-        <w:rPr>
-          <w:rFonts w:hint="eastAsia"/>
-          <w:sz w:val="32"/>
-          <w:szCs w:val="32"/>
-          <w:lang w:eastAsia="zh-CN"/>
-        </w:rPr>
-        <w:t xml:space="preserve"> 1</w:t>
-      </w:r>
-      <w:r>
-        <w:rPr>
-          <w:rFonts w:hint="eastAsia"/>
-          <w:sz w:val="32"/>
-          <w:szCs w:val="32"/>
-          <w:lang w:eastAsia="zh-CN"/>
-        </w:rPr>
-        <w:t xml:space="preserve"> </w:t>
       </w:r>
       <w:r>
         <w:rPr>
@@ -326,7 +154,6 @@
           <w:szCs w:val="32"/>
           <w:u w:val="single"/>
         </w:rPr>
-        <w:lastRenderedPageBreak/>
         <w:t>STEP 2:</w:t>
       </w:r>
       <w:r>
@@ -359,47 +186,6 @@
         </w:rPr>
         <w:t xml:space="preserve"> button until the green indicator light turns off.</w:t>
       </w:r>
-    </w:p>
-    <w:p>
-      <w:pPr>
-        <w:rPr>
-          <w:sz w:val="32"/>
-          <w:szCs w:val="32"/>
-        </w:rPr>
-      </w:pPr>
-      <w:r>
-        <w:rPr>
-          <w:sz w:val="32"/>
-          <w:szCs w:val="32"/>
-        </w:rPr>
-        <w:t>F</w:t>
-      </w:r>
-      <w:r>
-        <w:rPr>
-          <w:rFonts w:hint="eastAsia"/>
-          <w:sz w:val="32"/>
-          <w:szCs w:val="32"/>
-        </w:rPr>
-        <w:t>igure</w:t>
-      </w:r>
-      <w:r>
-        <w:rPr>
-          <w:rFonts w:hint="eastAsia"/>
-          <w:sz w:val="32"/>
-          <w:szCs w:val="32"/>
-          <w:lang w:eastAsia="zh-CN"/>
-        </w:rPr>
-        <w:t xml:space="preserve"> 2</w:t>
-      </w:r>
-      <w:r>
-        <w:rPr>
-          <w:rFonts w:hint="eastAsia"/>
-          <w:sz w:val="32"/>
-          <w:szCs w:val="32"/>
-          <w:lang w:eastAsia="zh-CN"/>
-        </w:rPr>
-        <w:t xml:space="preserve"> </w:t>
-      </w:r>
       <w:r>
         <w:rPr>
           <w:sz w:val="32"/>
@@ -413,6 +199,7 @@
           <w:sz w:val="32"/>
           <w:szCs w:val="32"/>
         </w:rPr>
+        <w:lastRenderedPageBreak/>
         <w:drawing>
           <wp:inline distT="0" distB="0" distL="0" distR="0" wp14:anchorId="3AF232AB" wp14:editId="27958224">
             <wp:extent cx="5943600" cy="4457700"/>
@@ -477,63 +264,22 @@
         </w:rPr>
         <w:t>Slide the depleted battery out of the AGV and into the empty bay.</w:t>
       </w:r>
-    </w:p>
-    <w:p>
-      <w:pPr>
-        <w:rPr>
-          <w:sz w:val="32"/>
-          <w:szCs w:val="32"/>
-        </w:rPr>
-      </w:pPr>
-      <w:r>
-        <w:rPr>
+      <w:r>
+        <w:rPr>
+          <w:sz w:val="32"/>
+          <w:szCs w:val="32"/>
+        </w:rPr>
+        <w:br/>
+      </w:r>
+      <w:r>
+        <w:rPr>
+          <w:noProof/>
           <w:sz w:val="32"/>
           <w:szCs w:val="32"/>
         </w:rPr>
         <w:lastRenderedPageBreak/>
-        <w:t>F</w:t>
-      </w:r>
-      <w:r>
-        <w:rPr>
-          <w:rFonts w:hint="eastAsia"/>
-          <w:sz w:val="32"/>
-          <w:szCs w:val="32"/>
-        </w:rPr>
-        <w:t>igure</w:t>
-      </w:r>
-      <w:r>
-        <w:rPr>
-          <w:rFonts w:hint="eastAsia"/>
-          <w:sz w:val="32"/>
-          <w:szCs w:val="32"/>
-          <w:lang w:eastAsia="zh-CN"/>
-        </w:rPr>
-        <w:t xml:space="preserve"> </w:t>
-      </w:r>
-      <w:r>
-        <w:rPr>
-          <w:rFonts w:hint="eastAsia"/>
-          <w:sz w:val="32"/>
-          <w:szCs w:val="32"/>
-          <w:lang w:eastAsia="zh-CN"/>
-        </w:rPr>
-        <w:t>3</w:t>
-      </w:r>
-      <w:r>
-        <w:rPr>
-          <w:sz w:val="32"/>
-          <w:szCs w:val="32"/>
-        </w:rPr>
-        <w:br/>
-      </w:r>
-      <w:r>
-        <w:rPr>
-          <w:noProof/>
-          <w:sz w:val="32"/>
-          <w:szCs w:val="32"/>
-        </w:rPr>
         <w:drawing>
-          <wp:inline distT="0" distB="0" distL="0" distR="0" wp14:anchorId="15FD656A" wp14:editId="68911F74">
+          <wp:inline distT="0" distB="0" distL="0" distR="0" wp14:anchorId="15FD656A" wp14:editId="7D281015">
             <wp:extent cx="5943600" cy="7924800"/>
             <wp:effectExtent l="0" t="0" r="0" b="0"/>
             <wp:docPr id="251893752" name="Picture 4" descr="A machine in a factory&#10;&#10;AI-generated content may be incorrect."/>
@@ -586,8 +332,14 @@
           <w:sz w:val="32"/>
           <w:szCs w:val="32"/>
         </w:rPr>
+        <w:br/>
+      </w:r>
+      <w:r>
+        <w:rPr>
+          <w:sz w:val="32"/>
+          <w:szCs w:val="32"/>
+        </w:rPr>
         <w:lastRenderedPageBreak/>
-        <w:br/>
         <w:t xml:space="preserve">STEP 4: </w:t>
       </w:r>
       <w:r>
@@ -857,39 +609,6 @@
           <w:szCs w:val="32"/>
         </w:rPr>
         <w:lastRenderedPageBreak/>
-        <w:t>F</w:t>
-      </w:r>
-      <w:r>
-        <w:rPr>
-          <w:rFonts w:hint="eastAsia"/>
-          <w:sz w:val="32"/>
-          <w:szCs w:val="32"/>
-        </w:rPr>
-        <w:t>igure</w:t>
-      </w:r>
-      <w:r>
-        <w:rPr>
-          <w:rFonts w:hint="eastAsia"/>
-          <w:sz w:val="32"/>
-          <w:szCs w:val="32"/>
-          <w:lang w:eastAsia="zh-CN"/>
-        </w:rPr>
-        <w:t xml:space="preserve"> </w:t>
-      </w:r>
-      <w:r>
-        <w:rPr>
-          <w:rFonts w:hint="eastAsia"/>
-          <w:sz w:val="32"/>
-          <w:szCs w:val="32"/>
-          <w:lang w:eastAsia="zh-CN"/>
-        </w:rPr>
-        <w:t>9</w:t>
-      </w:r>
-      <w:r>
-        <w:rPr>
-          <w:sz w:val="32"/>
-          <w:szCs w:val="32"/>
-        </w:rPr>
         <w:br/>
       </w:r>
       <w:r>
@@ -1506,7 +1225,7 @@
   <w:docDefaults>
     <w:rPrDefault>
       <w:rPr>
-        <w:rFonts w:asciiTheme="minorHAnsi" w:eastAsiaTheme="minorEastAsia" w:hAnsiTheme="minorHAnsi" w:cstheme="minorBidi"/>
+        <w:rFonts w:asciiTheme="minorHAnsi" w:eastAsiaTheme="minorHAnsi" w:hAnsiTheme="minorHAnsi" w:cstheme="minorBidi"/>
         <w:kern w:val="2"/>
         <w:sz w:val="24"/>
         <w:szCs w:val="24"/>
@@ -2104,6 +1823,7 @@
   <w:style w:type="character" w:default="1" w:styleId="a0">
     <w:name w:val="Default Paragraph Font"/>
     <w:uiPriority w:val="1"/>
+    <w:semiHidden/>
     <w:unhideWhenUsed/>
   </w:style>
   <w:style w:type="table" w:default="1" w:styleId="a1">
